--- a/03_TaskFlow_Requirements_Gathering.docx
+++ b/03_TaskFlow_Requirements_Gathering.docx
@@ -10,7 +10,7 @@
         <w:rPr>
           <w:b/>
           <w:color w:val="1F4E79"/>
-          <w:sz w:val="44"/>
+          <w:sz w:val="46"/>
         </w:rPr>
         <w:t>TaskFlow</w:t>
       </w:r>
@@ -21,10 +21,10 @@
       </w:pPr>
       <w:r>
         <w:rPr>
-          <w:i/>
-          <w:sz w:val="22"/>
+          <w:b/>
+          <w:sz w:val="28"/>
         </w:rPr>
-        <w:t>Requirements Gathering</w:t>
+        <w:t>3. Requirements Gathering</w:t>
       </w:r>
     </w:p>
     <w:p>
@@ -33,19 +33,14 @@
       </w:pPr>
       <w:r>
         <w:rPr>
-          <w:b/>
+          <w:i/>
         </w:rPr>
         <w:t>DEPI Project 4 | Draft for team review</w:t>
       </w:r>
     </w:p>
     <w:p>
       <w:r>
-        <w:t>Document status: Draft. Replace bracketed placeholders with the team’s actual details and confirm any updated submission dates with the DEPI supervisor.</w:t>
-      </w:r>
-    </w:p>
-    <w:p>
-      <w:r>
-        <w:t>Version: 0.1 | Status: Draft for team and supervisor review | System type: Web-based project and task management application</w:t>
+        <w:t>Prepared for review. Replace bracketed placeholders with confirmed team information. Do not treat proposed dates or roles as official until agreed with the team and supervisor.</w:t>
       </w:r>
     </w:p>
     <w:p>
@@ -53,20 +48,7 @@
         <w:pStyle w:val="Heading1"/>
       </w:pPr>
       <w:r>
-        <w:t>1. Purpose and Scope</w:t>
-      </w:r>
-    </w:p>
-    <w:p>
-      <w:r>
-        <w:t>This document identifies the initial functional and non-functional requirements for TaskFlow. Requirements are prioritized to distinguish the Minimum Viable Product (MVP) from advanced features listed in the project proposal.</w:t>
-      </w:r>
-    </w:p>
-    <w:p>
-      <w:pPr>
-        <w:pStyle w:val="Heading1"/>
-      </w:pPr>
-      <w:r>
-        <w:t>2. Stakeholders and User Roles</w:t>
+        <w:t>3.1 Stakeholder Analysis — Identifying Stakeholders and Their Needs</w:t>
       </w:r>
     </w:p>
     <w:tbl>
@@ -76,41 +58,41 @@
         <w:tblLook w:firstColumn="1" w:firstRow="1" w:lastColumn="0" w:lastRow="0" w:noHBand="0" w:noVBand="1" w:val="04A0"/>
       </w:tblPr>
       <w:tblGrid>
-        <w:gridCol w:w="3360"/>
-        <w:gridCol w:w="3360"/>
-        <w:gridCol w:w="3360"/>
+        <w:gridCol w:w="3312"/>
+        <w:gridCol w:w="3312"/>
+        <w:gridCol w:w="3312"/>
       </w:tblGrid>
       <w:tr>
         <w:tc>
           <w:tcPr>
-            <w:tcW w:type="dxa" w:w="3360"/>
+            <w:tcW w:type="dxa" w:w="3312"/>
             <w:shd w:fill="D9EAF7"/>
           </w:tcPr>
           <w:p>
             <w:r>
-              <w:t>Stakeholder / role</w:t>
+              <w:t>Stakeholder</w:t>
             </w:r>
           </w:p>
         </w:tc>
         <w:tc>
           <w:tcPr>
-            <w:tcW w:type="dxa" w:w="3360"/>
+            <w:tcW w:type="dxa" w:w="3312"/>
             <w:shd w:fill="D9EAF7"/>
           </w:tcPr>
           <w:p>
             <w:r>
-              <w:t>Main needs</w:t>
+              <w:t>Needs / interests</w:t>
             </w:r>
           </w:p>
         </w:tc>
         <w:tc>
           <w:tcPr>
-            <w:tcW w:type="dxa" w:w="3360"/>
+            <w:tcW w:type="dxa" w:w="3312"/>
             <w:shd w:fill="D9EAF7"/>
           </w:tcPr>
           <w:p>
             <w:r>
-              <w:t>Proposed permissions</w:t>
+              <w:t>Proposed system interaction</w:t>
             </w:r>
           </w:p>
         </w:tc>
@@ -118,7 +100,7 @@
       <w:tr>
         <w:tc>
           <w:tcPr>
-            <w:tcW w:type="dxa" w:w="3360"/>
+            <w:tcW w:type="dxa" w:w="3312"/>
           </w:tcPr>
           <w:p>
             <w:r>
@@ -128,21 +110,21 @@
         </w:tc>
         <w:tc>
           <w:tcPr>
-            <w:tcW w:type="dxa" w:w="3360"/>
+            <w:tcW w:type="dxa" w:w="3312"/>
           </w:tcPr>
           <w:p>
             <w:r>
-              <w:t>Create workspace, manage settings and membership</w:t>
+              <w:t>Create workspace, manage settings and membership, control access</w:t>
             </w:r>
           </w:p>
         </w:tc>
         <w:tc>
           <w:tcPr>
-            <w:tcW w:type="dxa" w:w="3360"/>
+            <w:tcW w:type="dxa" w:w="3312"/>
           </w:tcPr>
           <w:p>
             <w:r>
-              <w:t>Full workspace control</w:t>
+              <w:t>Create workspace; assign roles; manage members</w:t>
             </w:r>
           </w:p>
         </w:tc>
@@ -150,7 +132,7 @@
       <w:tr>
         <w:tc>
           <w:tcPr>
-            <w:tcW w:type="dxa" w:w="3360"/>
+            <w:tcW w:type="dxa" w:w="3312"/>
           </w:tcPr>
           <w:p>
             <w:r>
@@ -160,21 +142,21 @@
         </w:tc>
         <w:tc>
           <w:tcPr>
-            <w:tcW w:type="dxa" w:w="3360"/>
+            <w:tcW w:type="dxa" w:w="3312"/>
           </w:tcPr>
           <w:p>
             <w:r>
-              <w:t>Manage projects, teams, and member access within granted scope</w:t>
+              <w:t>Manage projects and members within assigned permissions</w:t>
             </w:r>
           </w:p>
         </w:tc>
         <w:tc>
           <w:tcPr>
-            <w:tcW w:type="dxa" w:w="3360"/>
+            <w:tcW w:type="dxa" w:w="3312"/>
           </w:tcPr>
           <w:p>
             <w:r>
-              <w:t>Administrative permissions</w:t>
+              <w:t>Configure project settings and access</w:t>
             </w:r>
           </w:p>
         </w:tc>
@@ -182,7 +164,7 @@
       <w:tr>
         <w:tc>
           <w:tcPr>
-            <w:tcW w:type="dxa" w:w="3360"/>
+            <w:tcW w:type="dxa" w:w="3312"/>
           </w:tcPr>
           <w:p>
             <w:r>
@@ -192,21 +174,21 @@
         </w:tc>
         <w:tc>
           <w:tcPr>
-            <w:tcW w:type="dxa" w:w="3360"/>
+            <w:tcW w:type="dxa" w:w="3312"/>
           </w:tcPr>
           <w:p>
             <w:r>
-              <w:t>Create and update assigned/accessible tasks and collaborate</w:t>
+              <w:t>Know assigned work, update tasks, collaborate with teammates</w:t>
             </w:r>
           </w:p>
         </w:tc>
         <w:tc>
           <w:tcPr>
-            <w:tcW w:type="dxa" w:w="3360"/>
+            <w:tcW w:type="dxa" w:w="3312"/>
           </w:tcPr>
           <w:p>
             <w:r>
-              <w:t>Project/task operations</w:t>
+              <w:t>Create/update permitted tasks; comment; view board</w:t>
             </w:r>
           </w:p>
         </w:tc>
@@ -214,7 +196,7 @@
       <w:tr>
         <w:tc>
           <w:tcPr>
-            <w:tcW w:type="dxa" w:w="3360"/>
+            <w:tcW w:type="dxa" w:w="3312"/>
           </w:tcPr>
           <w:p>
             <w:r>
@@ -224,21 +206,21 @@
         </w:tc>
         <w:tc>
           <w:tcPr>
-            <w:tcW w:type="dxa" w:w="3360"/>
+            <w:tcW w:type="dxa" w:w="3312"/>
           </w:tcPr>
           <w:p>
             <w:r>
-              <w:t>Review project progress and task details</w:t>
+              <w:t>See project status without accidentally changing data</w:t>
             </w:r>
           </w:p>
         </w:tc>
         <w:tc>
           <w:tcPr>
-            <w:tcW w:type="dxa" w:w="3360"/>
+            <w:tcW w:type="dxa" w:w="3312"/>
           </w:tcPr>
           <w:p>
             <w:r>
-              <w:t>Read-only</w:t>
+              <w:t>Read-only access to authorized project views</w:t>
             </w:r>
           </w:p>
         </w:tc>
@@ -246,7 +228,7 @@
       <w:tr>
         <w:tc>
           <w:tcPr>
-            <w:tcW w:type="dxa" w:w="3360"/>
+            <w:tcW w:type="dxa" w:w="3312"/>
           </w:tcPr>
           <w:p>
             <w:r>
@@ -256,21 +238,21 @@
         </w:tc>
         <w:tc>
           <w:tcPr>
-            <w:tcW w:type="dxa" w:w="3360"/>
+            <w:tcW w:type="dxa" w:w="3312"/>
           </w:tcPr>
           <w:p>
             <w:r>
-              <w:t>Know task status, owners, deadlines, and blockers</w:t>
+              <w:t>Clear ownership, deadlines, task status, and blockers</w:t>
             </w:r>
           </w:p>
         </w:tc>
         <w:tc>
           <w:tcPr>
-            <w:tcW w:type="dxa" w:w="3360"/>
+            <w:tcW w:type="dxa" w:w="3312"/>
           </w:tcPr>
           <w:p>
             <w:r>
-              <w:t>Depends on assigned role</w:t>
+              <w:t>Use Kanban board, task details, and progress dashboard</w:t>
             </w:r>
           </w:p>
         </w:tc>
@@ -278,31 +260,31 @@
       <w:tr>
         <w:tc>
           <w:tcPr>
-            <w:tcW w:type="dxa" w:w="3360"/>
+            <w:tcW w:type="dxa" w:w="3312"/>
           </w:tcPr>
           <w:p>
             <w:r>
-              <w:t>Project supervisor / evaluator</w:t>
+              <w:t>Lecturer / evaluator</w:t>
             </w:r>
           </w:p>
         </w:tc>
         <w:tc>
           <w:tcPr>
-            <w:tcW w:type="dxa" w:w="3360"/>
+            <w:tcW w:type="dxa" w:w="3312"/>
           </w:tcPr>
           <w:p>
             <w:r>
-              <w:t>Review requirements, implementation, and evidence</w:t>
+              <w:t>Assess whether project meets requirements and demonstrate working features</w:t>
             </w:r>
           </w:p>
         </w:tc>
         <w:tc>
           <w:tcPr>
-            <w:tcW w:type="dxa" w:w="3360"/>
+            <w:tcW w:type="dxa" w:w="3312"/>
           </w:tcPr>
           <w:p>
             <w:r>
-              <w:t>Review/demo access as agreed</w:t>
+              <w:t>Review documents, diagrams, tests, and project demo</w:t>
             </w:r>
           </w:p>
         </w:tc>
@@ -313,793 +295,12 @@
         <w:pStyle w:val="Heading1"/>
       </w:pPr>
       <w:r>
-        <w:t>3. Functional Requirements</w:t>
+        <w:t>3.2 User Stories &amp; Use Cases — How Users Interact with the System</w:t>
       </w:r>
     </w:p>
     <w:p>
       <w:r>
-        <w:t>Priority legend: Must = required for MVP; Should = desirable after core workflow; Could = advanced/optional.</w:t>
-      </w:r>
-    </w:p>
-    <w:tbl>
-      <w:tblPr>
-        <w:tblStyle w:val="TableGrid"/>
-        <w:tblW w:type="auto" w:w="0"/>
-        <w:tblLook w:firstColumn="1" w:firstRow="1" w:lastColumn="0" w:lastRow="0" w:noHBand="0" w:noVBand="1" w:val="04A0"/>
-      </w:tblPr>
-      <w:tblGrid>
-        <w:gridCol w:w="3360"/>
-        <w:gridCol w:w="3360"/>
-        <w:gridCol w:w="3360"/>
-      </w:tblGrid>
-      <w:tr>
-        <w:tc>
-          <w:tcPr>
-            <w:tcW w:type="dxa" w:w="3360"/>
-            <w:shd w:fill="D9EAF7"/>
-          </w:tcPr>
-          <w:p>
-            <w:r>
-              <w:t>ID</w:t>
-            </w:r>
-          </w:p>
-        </w:tc>
-        <w:tc>
-          <w:tcPr>
-            <w:tcW w:type="dxa" w:w="3360"/>
-            <w:shd w:fill="D9EAF7"/>
-          </w:tcPr>
-          <w:p>
-            <w:r>
-              <w:t>Priority</w:t>
-            </w:r>
-          </w:p>
-        </w:tc>
-        <w:tc>
-          <w:tcPr>
-            <w:tcW w:type="dxa" w:w="3360"/>
-            <w:shd w:fill="D9EAF7"/>
-          </w:tcPr>
-          <w:p>
-            <w:r>
-              <w:t>Requirement</w:t>
-            </w:r>
-          </w:p>
-        </w:tc>
-      </w:tr>
-      <w:tr>
-        <w:tc>
-          <w:tcPr>
-            <w:tcW w:type="dxa" w:w="3360"/>
-          </w:tcPr>
-          <w:p>
-            <w:r>
-              <w:t>FR-01</w:t>
-            </w:r>
-          </w:p>
-        </w:tc>
-        <w:tc>
-          <w:tcPr>
-            <w:tcW w:type="dxa" w:w="3360"/>
-          </w:tcPr>
-          <w:p>
-            <w:r>
-              <w:t>Must</w:t>
-            </w:r>
-          </w:p>
-        </w:tc>
-        <w:tc>
-          <w:tcPr>
-            <w:tcW w:type="dxa" w:w="3360"/>
-          </w:tcPr>
-          <w:p>
-            <w:r>
-              <w:t>The system shall allow a user to register or sign in securely using the configured authentication mechanism.</w:t>
-            </w:r>
-          </w:p>
-        </w:tc>
-      </w:tr>
-      <w:tr>
-        <w:tc>
-          <w:tcPr>
-            <w:tcW w:type="dxa" w:w="3360"/>
-          </w:tcPr>
-          <w:p>
-            <w:r>
-              <w:t>FR-02</w:t>
-            </w:r>
-          </w:p>
-        </w:tc>
-        <w:tc>
-          <w:tcPr>
-            <w:tcW w:type="dxa" w:w="3360"/>
-          </w:tcPr>
-          <w:p>
-            <w:r>
-              <w:t>Must</w:t>
-            </w:r>
-          </w:p>
-        </w:tc>
-        <w:tc>
-          <w:tcPr>
-            <w:tcW w:type="dxa" w:w="3360"/>
-          </w:tcPr>
-          <w:p>
-            <w:r>
-              <w:t>The system shall restrict project and workspace data according to the current user’s permissions.</w:t>
-            </w:r>
-          </w:p>
-        </w:tc>
-      </w:tr>
-      <w:tr>
-        <w:tc>
-          <w:tcPr>
-            <w:tcW w:type="dxa" w:w="3360"/>
-          </w:tcPr>
-          <w:p>
-            <w:r>
-              <w:t>FR-03</w:t>
-            </w:r>
-          </w:p>
-        </w:tc>
-        <w:tc>
-          <w:tcPr>
-            <w:tcW w:type="dxa" w:w="3360"/>
-          </w:tcPr>
-          <w:p>
-            <w:r>
-              <w:t>Must</w:t>
-            </w:r>
-          </w:p>
-        </w:tc>
-        <w:tc>
-          <w:tcPr>
-            <w:tcW w:type="dxa" w:w="3360"/>
-          </w:tcPr>
-          <w:p>
-            <w:r>
-              <w:t>An authorized user shall be able to create, view, edit, and archive a project.</w:t>
-            </w:r>
-          </w:p>
-        </w:tc>
-      </w:tr>
-      <w:tr>
-        <w:tc>
-          <w:tcPr>
-            <w:tcW w:type="dxa" w:w="3360"/>
-          </w:tcPr>
-          <w:p>
-            <w:r>
-              <w:t>FR-04</w:t>
-            </w:r>
-          </w:p>
-        </w:tc>
-        <w:tc>
-          <w:tcPr>
-            <w:tcW w:type="dxa" w:w="3360"/>
-          </w:tcPr>
-          <w:p>
-            <w:r>
-              <w:t>Must</w:t>
-            </w:r>
-          </w:p>
-        </w:tc>
-        <w:tc>
-          <w:tcPr>
-            <w:tcW w:type="dxa" w:w="3360"/>
-          </w:tcPr>
-          <w:p>
-            <w:r>
-              <w:t>An authorized user shall be able to create, view, edit, and delete a task.</w:t>
-            </w:r>
-          </w:p>
-        </w:tc>
-      </w:tr>
-      <w:tr>
-        <w:tc>
-          <w:tcPr>
-            <w:tcW w:type="dxa" w:w="3360"/>
-          </w:tcPr>
-          <w:p>
-            <w:r>
-              <w:t>FR-05</w:t>
-            </w:r>
-          </w:p>
-        </w:tc>
-        <w:tc>
-          <w:tcPr>
-            <w:tcW w:type="dxa" w:w="3360"/>
-          </w:tcPr>
-          <w:p>
-            <w:r>
-              <w:t>Must</w:t>
-            </w:r>
-          </w:p>
-        </w:tc>
-        <w:tc>
-          <w:tcPr>
-            <w:tcW w:type="dxa" w:w="3360"/>
-          </w:tcPr>
-          <w:p>
-            <w:r>
-              <w:t>A task shall support title, description, status, priority, due date, and an optional assignee.</w:t>
-            </w:r>
-          </w:p>
-        </w:tc>
-      </w:tr>
-      <w:tr>
-        <w:tc>
-          <w:tcPr>
-            <w:tcW w:type="dxa" w:w="3360"/>
-          </w:tcPr>
-          <w:p>
-            <w:r>
-              <w:t>FR-06</w:t>
-            </w:r>
-          </w:p>
-        </w:tc>
-        <w:tc>
-          <w:tcPr>
-            <w:tcW w:type="dxa" w:w="3360"/>
-          </w:tcPr>
-          <w:p>
-            <w:r>
-              <w:t>Must</w:t>
-            </w:r>
-          </w:p>
-        </w:tc>
-        <w:tc>
-          <w:tcPr>
-            <w:tcW w:type="dxa" w:w="3360"/>
-          </w:tcPr>
-          <w:p>
-            <w:r>
-              <w:t>The system shall display project tasks in a Kanban board grouped by status.</w:t>
-            </w:r>
-          </w:p>
-        </w:tc>
-      </w:tr>
-      <w:tr>
-        <w:tc>
-          <w:tcPr>
-            <w:tcW w:type="dxa" w:w="3360"/>
-          </w:tcPr>
-          <w:p>
-            <w:r>
-              <w:t>FR-07</w:t>
-            </w:r>
-          </w:p>
-        </w:tc>
-        <w:tc>
-          <w:tcPr>
-            <w:tcW w:type="dxa" w:w="3360"/>
-          </w:tcPr>
-          <w:p>
-            <w:r>
-              <w:t>Must</w:t>
-            </w:r>
-          </w:p>
-        </w:tc>
-        <w:tc>
-          <w:tcPr>
-            <w:tcW w:type="dxa" w:w="3360"/>
-          </w:tcPr>
-          <w:p>
-            <w:r>
-              <w:t>An authorized user shall be able to change a task’s status, and the change shall be saved.</w:t>
-            </w:r>
-          </w:p>
-        </w:tc>
-      </w:tr>
-      <w:tr>
-        <w:tc>
-          <w:tcPr>
-            <w:tcW w:type="dxa" w:w="3360"/>
-          </w:tcPr>
-          <w:p>
-            <w:r>
-              <w:t>FR-08</w:t>
-            </w:r>
-          </w:p>
-        </w:tc>
-        <w:tc>
-          <w:tcPr>
-            <w:tcW w:type="dxa" w:w="3360"/>
-          </w:tcPr>
-          <w:p>
-            <w:r>
-              <w:t>Must</w:t>
-            </w:r>
-          </w:p>
-        </w:tc>
-        <w:tc>
-          <w:tcPr>
-            <w:tcW w:type="dxa" w:w="3360"/>
-          </w:tcPr>
-          <w:p>
-            <w:r>
-              <w:t>The system shall display basic project progress, including task counts grouped by status.</w:t>
-            </w:r>
-          </w:p>
-        </w:tc>
-      </w:tr>
-      <w:tr>
-        <w:tc>
-          <w:tcPr>
-            <w:tcW w:type="dxa" w:w="3360"/>
-          </w:tcPr>
-          <w:p>
-            <w:r>
-              <w:t>FR-09</w:t>
-            </w:r>
-          </w:p>
-        </w:tc>
-        <w:tc>
-          <w:tcPr>
-            <w:tcW w:type="dxa" w:w="3360"/>
-          </w:tcPr>
-          <w:p>
-            <w:r>
-              <w:t>Should</w:t>
-            </w:r>
-          </w:p>
-        </w:tc>
-        <w:tc>
-          <w:tcPr>
-            <w:tcW w:type="dxa" w:w="3360"/>
-          </w:tcPr>
-          <w:p>
-            <w:r>
-              <w:t>Users shall be able to add comments to a task.</w:t>
-            </w:r>
-          </w:p>
-        </w:tc>
-      </w:tr>
-      <w:tr>
-        <w:tc>
-          <w:tcPr>
-            <w:tcW w:type="dxa" w:w="3360"/>
-          </w:tcPr>
-          <w:p>
-            <w:r>
-              <w:t>FR-10</w:t>
-            </w:r>
-          </w:p>
-        </w:tc>
-        <w:tc>
-          <w:tcPr>
-            <w:tcW w:type="dxa" w:w="3360"/>
-          </w:tcPr>
-          <w:p>
-            <w:r>
-              <w:t>Should</w:t>
-            </w:r>
-          </w:p>
-        </w:tc>
-        <w:tc>
-          <w:tcPr>
-            <w:tcW w:type="dxa" w:w="3360"/>
-          </w:tcPr>
-          <w:p>
-            <w:r>
-              <w:t>The system shall record important task changes in an activity history.</w:t>
-            </w:r>
-          </w:p>
-        </w:tc>
-      </w:tr>
-      <w:tr>
-        <w:tc>
-          <w:tcPr>
-            <w:tcW w:type="dxa" w:w="3360"/>
-          </w:tcPr>
-          <w:p>
-            <w:r>
-              <w:t>FR-11</w:t>
-            </w:r>
-          </w:p>
-        </w:tc>
-        <w:tc>
-          <w:tcPr>
-            <w:tcW w:type="dxa" w:w="3360"/>
-          </w:tcPr>
-          <w:p>
-            <w:r>
-              <w:t>Should</w:t>
-            </w:r>
-          </w:p>
-        </w:tc>
-        <w:tc>
-          <w:tcPr>
-            <w:tcW w:type="dxa" w:w="3360"/>
-          </w:tcPr>
-          <w:p>
-            <w:r>
-              <w:t>Users shall be able to filter tasks by status, priority, and assignee.</w:t>
-            </w:r>
-          </w:p>
-        </w:tc>
-      </w:tr>
-      <w:tr>
-        <w:tc>
-          <w:tcPr>
-            <w:tcW w:type="dxa" w:w="3360"/>
-          </w:tcPr>
-          <w:p>
-            <w:r>
-              <w:t>FR-12</w:t>
-            </w:r>
-          </w:p>
-        </w:tc>
-        <w:tc>
-          <w:tcPr>
-            <w:tcW w:type="dxa" w:w="3360"/>
-          </w:tcPr>
-          <w:p>
-            <w:r>
-              <w:t>Should</w:t>
-            </w:r>
-          </w:p>
-        </w:tc>
-        <w:tc>
-          <w:tcPr>
-            <w:tcW w:type="dxa" w:w="3360"/>
-          </w:tcPr>
-          <w:p>
-            <w:r>
-              <w:t>The system shall notify relevant users of selected task changes.</w:t>
-            </w:r>
-          </w:p>
-        </w:tc>
-      </w:tr>
-      <w:tr>
-        <w:tc>
-          <w:tcPr>
-            <w:tcW w:type="dxa" w:w="3360"/>
-          </w:tcPr>
-          <w:p>
-            <w:r>
-              <w:t>FR-13</w:t>
-            </w:r>
-          </w:p>
-        </w:tc>
-        <w:tc>
-          <w:tcPr>
-            <w:tcW w:type="dxa" w:w="3360"/>
-          </w:tcPr>
-          <w:p>
-            <w:r>
-              <w:t>Could</w:t>
-            </w:r>
-          </w:p>
-        </w:tc>
-        <w:tc>
-          <w:tcPr>
-            <w:tcW w:type="dxa" w:w="3360"/>
-          </w:tcPr>
-          <w:p>
-            <w:r>
-              <w:t>The Kanban board shall support drag-and-drop with visual feedback.</w:t>
-            </w:r>
-          </w:p>
-        </w:tc>
-      </w:tr>
-      <w:tr>
-        <w:tc>
-          <w:tcPr>
-            <w:tcW w:type="dxa" w:w="3360"/>
-          </w:tcPr>
-          <w:p>
-            <w:r>
-              <w:t>FR-14</w:t>
-            </w:r>
-          </w:p>
-        </w:tc>
-        <w:tc>
-          <w:tcPr>
-            <w:tcW w:type="dxa" w:w="3360"/>
-          </w:tcPr>
-          <w:p>
-            <w:r>
-              <w:t>Could</w:t>
-            </w:r>
-          </w:p>
-        </w:tc>
-        <w:tc>
-          <w:tcPr>
-            <w:tcW w:type="dxa" w:w="3360"/>
-          </w:tcPr>
-          <w:p>
-            <w:r>
-              <w:t>The system shall broadcast task updates to connected users using SignalR.</w:t>
-            </w:r>
-          </w:p>
-        </w:tc>
-      </w:tr>
-      <w:tr>
-        <w:tc>
-          <w:tcPr>
-            <w:tcW w:type="dxa" w:w="3360"/>
-          </w:tcPr>
-          <w:p>
-            <w:r>
-              <w:t>FR-15</w:t>
-            </w:r>
-          </w:p>
-        </w:tc>
-        <w:tc>
-          <w:tcPr>
-            <w:tcW w:type="dxa" w:w="3360"/>
-          </w:tcPr>
-          <w:p>
-            <w:r>
-              <w:t>Could</w:t>
-            </w:r>
-          </w:p>
-        </w:tc>
-        <w:tc>
-          <w:tcPr>
-            <w:tcW w:type="dxa" w:w="3360"/>
-          </w:tcPr>
-          <w:p>
-            <w:r>
-              <w:t>The system shall provide a Gantt view with dates, milestones, and task dependencies.</w:t>
-            </w:r>
-          </w:p>
-        </w:tc>
-      </w:tr>
-      <w:tr>
-        <w:tc>
-          <w:tcPr>
-            <w:tcW w:type="dxa" w:w="3360"/>
-          </w:tcPr>
-          <w:p>
-            <w:r>
-              <w:t>FR-16</w:t>
-            </w:r>
-          </w:p>
-        </w:tc>
-        <w:tc>
-          <w:tcPr>
-            <w:tcW w:type="dxa" w:w="3360"/>
-          </w:tcPr>
-          <w:p>
-            <w:r>
-              <w:t>Could</w:t>
-            </w:r>
-          </w:p>
-        </w:tc>
-        <w:tc>
-          <w:tcPr>
-            <w:tcW w:type="dxa" w:w="3360"/>
-          </w:tcPr>
-          <w:p>
-            <w:r>
-              <w:t>The system shall record time spent on tasks and compare estimates with actual time.</w:t>
-            </w:r>
-          </w:p>
-        </w:tc>
-      </w:tr>
-      <w:tr>
-        <w:tc>
-          <w:tcPr>
-            <w:tcW w:type="dxa" w:w="3360"/>
-          </w:tcPr>
-          <w:p>
-            <w:r>
-              <w:t>FR-17</w:t>
-            </w:r>
-          </w:p>
-        </w:tc>
-        <w:tc>
-          <w:tcPr>
-            <w:tcW w:type="dxa" w:w="3360"/>
-          </w:tcPr>
-          <w:p>
-            <w:r>
-              <w:t>Could</w:t>
-            </w:r>
-          </w:p>
-        </w:tc>
-        <w:tc>
-          <w:tcPr>
-            <w:tcW w:type="dxa" w:w="3360"/>
-          </w:tcPr>
-          <w:p>
-            <w:r>
-              <w:t>The system shall support file attachments, mentions, and configurable email notifications.</w:t>
-            </w:r>
-          </w:p>
-        </w:tc>
-      </w:tr>
-      <w:tr>
-        <w:tc>
-          <w:tcPr>
-            <w:tcW w:type="dxa" w:w="3360"/>
-          </w:tcPr>
-          <w:p>
-            <w:r>
-              <w:t>FR-18</w:t>
-            </w:r>
-          </w:p>
-        </w:tc>
-        <w:tc>
-          <w:tcPr>
-            <w:tcW w:type="dxa" w:w="3360"/>
-          </w:tcPr>
-          <w:p>
-            <w:r>
-              <w:t>Could</w:t>
-            </w:r>
-          </w:p>
-        </w:tc>
-        <w:tc>
-          <w:tcPr>
-            <w:tcW w:type="dxa" w:w="3360"/>
-          </w:tcPr>
-          <w:p>
-            <w:r>
-              <w:t>The system shall support saved filters, task templates, and configurable automation rules.</w:t>
-            </w:r>
-          </w:p>
-        </w:tc>
-      </w:tr>
-      <w:tr>
-        <w:tc>
-          <w:tcPr>
-            <w:tcW w:type="dxa" w:w="3360"/>
-          </w:tcPr>
-          <w:p>
-            <w:r>
-              <w:t>FR-19</w:t>
-            </w:r>
-          </w:p>
-        </w:tc>
-        <w:tc>
-          <w:tcPr>
-            <w:tcW w:type="dxa" w:w="3360"/>
-          </w:tcPr>
-          <w:p>
-            <w:r>
-              <w:t>Could</w:t>
-            </w:r>
-          </w:p>
-        </w:tc>
-        <w:tc>
-          <w:tcPr>
-            <w:tcW w:type="dxa" w:w="3360"/>
-          </w:tcPr>
-          <w:p>
-            <w:r>
-              <w:t>The system shall support deployment monitoring and CI/CD when the hosting setup is available.</w:t>
-            </w:r>
-          </w:p>
-        </w:tc>
-      </w:tr>
-    </w:tbl>
-    <w:p>
-      <w:pPr>
-        <w:pStyle w:val="Heading1"/>
-      </w:pPr>
-      <w:r>
-        <w:t>4. Non-Functional Requirements</w:t>
-      </w:r>
-    </w:p>
-    <w:p>
-      <w:r>
-        <w:rPr>
-          <w:b/>
-        </w:rPr>
-        <w:t xml:space="preserve">NFR-01 — Security: </w:t>
-      </w:r>
-      <w:r>
-        <w:t>Authentication must be required for protected features; authorization must be checked on the server, not only in the UI.</w:t>
-      </w:r>
-    </w:p>
-    <w:p>
-      <w:r>
-        <w:rPr>
-          <w:b/>
-        </w:rPr>
-        <w:t xml:space="preserve">NFR-02 — Maintainability: </w:t>
-      </w:r>
-      <w:r>
-        <w:t>Code should be separated into Web, Services, and Data projects with clear responsibilities.</w:t>
-      </w:r>
-    </w:p>
-    <w:p>
-      <w:r>
-        <w:rPr>
-          <w:b/>
-        </w:rPr>
-        <w:t xml:space="preserve">NFR-03 — Data integrity: </w:t>
-      </w:r>
-      <w:r>
-        <w:t>Invalid task/project references should be rejected; related database changes should use transactions when necessary.</w:t>
-      </w:r>
-    </w:p>
-    <w:p>
-      <w:r>
-        <w:rPr>
-          <w:b/>
-        </w:rPr>
-        <w:t xml:space="preserve">NFR-04 — Usability: </w:t>
-      </w:r>
-      <w:r>
-        <w:t>Core actions (create project, create task, update status) should have clear labels and feedback.</w:t>
-      </w:r>
-    </w:p>
-    <w:p>
-      <w:r>
-        <w:rPr>
-          <w:b/>
-        </w:rPr>
-        <w:t xml:space="preserve">NFR-05 — Responsiveness: </w:t>
-      </w:r>
-      <w:r>
-        <w:t>Core pages should remain usable on common desktop and mobile screen sizes; full responsive polish may be phased.</w:t>
-      </w:r>
-    </w:p>
-    <w:p>
-      <w:r>
-        <w:rPr>
-          <w:b/>
-        </w:rPr>
-        <w:t xml:space="preserve">NFR-06 — Reliability: </w:t>
-      </w:r>
-      <w:r>
-        <w:t>Errors should be handled without exposing secrets or stack traces to end users.</w:t>
-      </w:r>
-    </w:p>
-    <w:p>
-      <w:r>
-        <w:rPr>
-          <w:b/>
-        </w:rPr>
-        <w:t xml:space="preserve">NFR-07 — Testability: </w:t>
-      </w:r>
-      <w:r>
-        <w:t>Business rules should be structured so key services can be unit tested.</w:t>
-      </w:r>
-    </w:p>
-    <w:p>
-      <w:r>
-        <w:rPr>
-          <w:b/>
-        </w:rPr>
-        <w:t xml:space="preserve">NFR-08 — Performance: </w:t>
-      </w:r>
-      <w:r>
-        <w:t>The MVP should avoid unnecessary database queries and should be tested with a small representative dataset.</w:t>
-      </w:r>
-    </w:p>
-    <w:p>
-      <w:r>
-        <w:rPr>
-          <w:b/>
-        </w:rPr>
-        <w:t xml:space="preserve">NFR-09 — Accessibility: </w:t>
-      </w:r>
-      <w:r>
-        <w:t>Use semantic HTML, keyboard-accessible controls, readable contrast, and labels where practical; WCAG 2.1 compliance requires later verification.</w:t>
-      </w:r>
-    </w:p>
-    <w:p>
-      <w:r>
-        <w:rPr>
-          <w:b/>
-        </w:rPr>
-        <w:t xml:space="preserve">NFR-10 — Backup / deployment: </w:t>
-      </w:r>
-      <w:r>
-        <w:t>Deployment and backup arrangements must be documented if Azure hosting is used.</w:t>
-      </w:r>
-    </w:p>
-    <w:p>
-      <w:pPr>
-        <w:pStyle w:val="Heading1"/>
-      </w:pPr>
-      <w:r>
-        <w:t>5. User Stories and Acceptance Criteria</w:t>
+        <w:t>User stories express requirements from the user’s perspective. Use cases summarize the user goal and the system response.</w:t>
       </w:r>
     </w:p>
     <w:p>
@@ -1107,12 +308,20 @@
         <w:pStyle w:val="Heading2"/>
       </w:pPr>
       <w:r>
-        <w:t>US-01 — Create a project</w:t>
+        <w:t>User Stories</w:t>
+      </w:r>
+    </w:p>
+    <w:p>
+      <w:pPr>
+        <w:pStyle w:val="Heading2"/>
+      </w:pPr>
+      <w:r>
+        <w:t>US-01: Create a project</w:t>
       </w:r>
     </w:p>
     <w:p>
       <w:r>
-        <w:t>As a workspace member with permission, I want to create a project so that I can organize related work.</w:t>
+        <w:t>As a workspace owner or authorized member, I want to create a project so that I can organize related tasks.</w:t>
       </w:r>
     </w:p>
     <w:p>
@@ -1123,7 +332,7 @@
         <w:t xml:space="preserve">Acceptance criteria: </w:t>
       </w:r>
       <w:r>
-        <w:t>Given I have permission, when I submit a valid project name, then the project is saved and appears in the project list.</w:t>
+        <w:t>Acceptance: valid project details are saved and the project appears in the authorized project list.</w:t>
       </w:r>
     </w:p>
     <w:p>
@@ -1131,12 +340,12 @@
         <w:pStyle w:val="Heading2"/>
       </w:pPr>
       <w:r>
-        <w:t>US-02 — Create a task</w:t>
+        <w:t>US-02: Create a task</w:t>
       </w:r>
     </w:p>
     <w:p>
       <w:r>
-        <w:t>As a project member, I want to add a task with a title and priority so that work is recorded.</w:t>
+        <w:t>As a project member, I want to create a task with a title, description, priority, and due date so that work is clearly defined.</w:t>
       </w:r>
     </w:p>
     <w:p>
@@ -1147,7 +356,7 @@
         <w:t xml:space="preserve">Acceptance criteria: </w:t>
       </w:r>
       <w:r>
-        <w:t>Given I can access a project, when I submit a valid task, then it appears in that project and is saved in the database.</w:t>
+        <w:t>Acceptance: the task is saved under the selected project and appears on its board.</w:t>
       </w:r>
     </w:p>
     <w:p>
@@ -1155,31 +364,7 @@
         <w:pStyle w:val="Heading2"/>
       </w:pPr>
       <w:r>
-        <w:t>US-03 — Update task status</w:t>
-      </w:r>
-    </w:p>
-    <w:p>
-      <w:r>
-        <w:t>As a team member, I want to change a task’s status so that the board reflects current progress.</w:t>
-      </w:r>
-    </w:p>
-    <w:p>
-      <w:r>
-        <w:rPr>
-          <w:b/>
-        </w:rPr>
-        <w:t xml:space="preserve">Acceptance criteria: </w:t>
-      </w:r>
-      <w:r>
-        <w:t>When I move a task to a valid status and save, then the new status persists after refreshing the page.</w:t>
-      </w:r>
-    </w:p>
-    <w:p>
-      <w:pPr>
-        <w:pStyle w:val="Heading2"/>
-      </w:pPr>
-      <w:r>
-        <w:t>US-04 — Assign a task</w:t>
+        <w:t>US-03: Assign a task</w:t>
       </w:r>
     </w:p>
     <w:p>
@@ -1195,7 +380,7 @@
         <w:t xml:space="preserve">Acceptance criteria: </w:t>
       </w:r>
       <w:r>
-        <w:t>When I select an eligible member and save, then the task shows the selected assignee.</w:t>
+        <w:t>Acceptance: the selected eligible member is shown as the assignee after saving.</w:t>
       </w:r>
     </w:p>
     <w:p>
@@ -1203,12 +388,12 @@
         <w:pStyle w:val="Heading2"/>
       </w:pPr>
       <w:r>
-        <w:t>US-05 — View project progress</w:t>
+        <w:t>US-04: Update task status</w:t>
       </w:r>
     </w:p>
     <w:p>
       <w:r>
-        <w:t>As a project member, I want to see task counts by status so that I can understand progress.</w:t>
+        <w:t>As a team member, I want to update a task’s status so that project progress stays accurate.</w:t>
       </w:r>
     </w:p>
     <w:p>
@@ -1219,7 +404,7 @@
         <w:t xml:space="preserve">Acceptance criteria: </w:t>
       </w:r>
       <w:r>
-        <w:t>The dashboard displays accurate counts based on the tasks the user is authorized to view.</w:t>
+        <w:t>Acceptance: the status change is saved and remains after refreshing the page.</w:t>
       </w:r>
     </w:p>
     <w:p>
@@ -1227,12 +412,12 @@
         <w:pStyle w:val="Heading2"/>
       </w:pPr>
       <w:r>
-        <w:t>US-06 — Comment on a task</w:t>
+        <w:t>US-05: View project progress</w:t>
       </w:r>
     </w:p>
     <w:p>
       <w:r>
-        <w:t>As a project member, I want to add a comment so that task discussion stays in context.</w:t>
+        <w:t>As a team member, I want to see task counts by status so that I can understand project progress.</w:t>
       </w:r>
     </w:p>
     <w:p>
@@ -1243,71 +428,39 @@
         <w:t xml:space="preserve">Acceptance criteria: </w:t>
       </w:r>
       <w:r>
-        <w:t>When I submit a non-empty comment, it is saved and shown with its author and timestamp.</w:t>
+        <w:t>Acceptance: the dashboard counts match the tasks the user is authorized to see.</w:t>
       </w:r>
     </w:p>
     <w:p>
       <w:pPr>
-        <w:pStyle w:val="Heading1"/>
+        <w:pStyle w:val="Heading2"/>
       </w:pPr>
       <w:r>
-        <w:t>6. Core Use Cases</w:t>
+        <w:t>US-06: View task discussion</w:t>
+      </w:r>
+    </w:p>
+    <w:p>
+      <w:r>
+        <w:t>As a project member, I want to read and add comments on a task so that discussion remains linked to the work item.</w:t>
+      </w:r>
+    </w:p>
+    <w:p>
+      <w:r>
+        <w:rPr>
+          <w:b/>
+        </w:rPr>
+        <w:t xml:space="preserve">Acceptance criteria: </w:t>
+      </w:r>
+      <w:r>
+        <w:t>Acceptance: an authorized user can add a non-empty comment and see its author and timestamp. This is planned after the MVP core.</w:t>
       </w:r>
     </w:p>
     <w:p>
       <w:pPr>
-        <w:pStyle w:val="ListBullet"/>
+        <w:pStyle w:val="Heading2"/>
       </w:pPr>
       <w:r>
-        <w:t>UC-01 Sign in: user submits credentials; system validates them and opens authorized pages.</w:t>
-      </w:r>
-    </w:p>
-    <w:p>
-      <w:pPr>
-        <w:pStyle w:val="ListBullet"/>
-      </w:pPr>
-      <w:r>
-        <w:t>UC-02 Create project: authorized user enters project details; system validates and saves the project.</w:t>
-      </w:r>
-    </w:p>
-    <w:p>
-      <w:pPr>
-        <w:pStyle w:val="ListBullet"/>
-      </w:pPr>
-      <w:r>
-        <w:t>UC-03 Create task: project member enters task details; system validates the project reference and saves the task.</w:t>
-      </w:r>
-    </w:p>
-    <w:p>
-      <w:pPr>
-        <w:pStyle w:val="ListBullet"/>
-      </w:pPr>
-      <w:r>
-        <w:t>UC-04 Update task status: user chooses a permitted status; system validates the transition and persists it.</w:t>
-      </w:r>
-    </w:p>
-    <w:p>
-      <w:pPr>
-        <w:pStyle w:val="ListBullet"/>
-      </w:pPr>
-      <w:r>
-        <w:t>UC-05 View board: system retrieves tasks for an authorized project and groups them by status.</w:t>
-      </w:r>
-    </w:p>
-    <w:p>
-      <w:pPr>
-        <w:pStyle w:val="ListBullet"/>
-      </w:pPr>
-      <w:r>
-        <w:t>UC-06 View dashboard: system calculates counts and progress from authorized project data.</w:t>
-      </w:r>
-    </w:p>
-    <w:p>
-      <w:pPr>
-        <w:pStyle w:val="Heading1"/>
-      </w:pPr>
-      <w:r>
-        <w:t>7. Data Requirements (Initial Entities)</w:t>
+        <w:t>Core Use Cases</w:t>
       </w:r>
     </w:p>
     <w:tbl>
@@ -1317,41 +470,53 @@
         <w:tblLook w:firstColumn="1" w:firstRow="1" w:lastColumn="0" w:lastRow="0" w:noHBand="0" w:noVBand="1" w:val="04A0"/>
       </w:tblPr>
       <w:tblGrid>
-        <w:gridCol w:w="3360"/>
-        <w:gridCol w:w="3360"/>
-        <w:gridCol w:w="3360"/>
+        <w:gridCol w:w="2484"/>
+        <w:gridCol w:w="2484"/>
+        <w:gridCol w:w="2484"/>
+        <w:gridCol w:w="2484"/>
       </w:tblGrid>
       <w:tr>
         <w:tc>
           <w:tcPr>
-            <w:tcW w:type="dxa" w:w="3360"/>
+            <w:tcW w:type="dxa" w:w="2484"/>
             <w:shd w:fill="D9EAF7"/>
           </w:tcPr>
           <w:p>
             <w:r>
-              <w:t>Entity</w:t>
+              <w:t>Use case</w:t>
             </w:r>
           </w:p>
         </w:tc>
         <w:tc>
           <w:tcPr>
-            <w:tcW w:type="dxa" w:w="3360"/>
+            <w:tcW w:type="dxa" w:w="2484"/>
             <w:shd w:fill="D9EAF7"/>
           </w:tcPr>
           <w:p>
             <w:r>
-              <w:t>Purpose</w:t>
+              <w:t>Primary actor</w:t>
             </w:r>
           </w:p>
         </w:tc>
         <w:tc>
           <w:tcPr>
-            <w:tcW w:type="dxa" w:w="3360"/>
+            <w:tcW w:type="dxa" w:w="2484"/>
             <w:shd w:fill="D9EAF7"/>
           </w:tcPr>
           <w:p>
             <w:r>
-              <w:t>Key fields (initial proposal)</w:t>
+              <w:t>Basic flow</w:t>
+            </w:r>
+          </w:p>
+        </w:tc>
+        <w:tc>
+          <w:tcPr>
+            <w:tcW w:type="dxa" w:w="2484"/>
+            <w:shd w:fill="D9EAF7"/>
+          </w:tcPr>
+          <w:p>
+            <w:r>
+              <w:t>Expected result</w:t>
             </w:r>
           </w:p>
         </w:tc>
@@ -1359,31 +524,41 @@
       <w:tr>
         <w:tc>
           <w:tcPr>
-            <w:tcW w:type="dxa" w:w="3360"/>
+            <w:tcW w:type="dxa" w:w="2484"/>
           </w:tcPr>
           <w:p>
             <w:r>
-              <w:t>ApplicationUser</w:t>
+              <w:t>UC-01: Sign in</w:t>
             </w:r>
           </w:p>
         </w:tc>
         <w:tc>
           <w:tcPr>
-            <w:tcW w:type="dxa" w:w="3360"/>
+            <w:tcW w:type="dxa" w:w="2484"/>
           </w:tcPr>
           <w:p>
             <w:r>
-              <w:t>Identity and user profile</w:t>
+              <w:t>Registered user</w:t>
             </w:r>
           </w:p>
         </w:tc>
         <w:tc>
           <w:tcPr>
-            <w:tcW w:type="dxa" w:w="3360"/>
+            <w:tcW w:type="dxa" w:w="2484"/>
           </w:tcPr>
           <w:p>
             <w:r>
-              <w:t>Id, DisplayName, Email</w:t>
+              <w:t>Enter credentials; system validates identity</w:t>
+            </w:r>
+          </w:p>
+        </w:tc>
+        <w:tc>
+          <w:tcPr>
+            <w:tcW w:type="dxa" w:w="2484"/>
+          </w:tcPr>
+          <w:p>
+            <w:r>
+              <w:t>User reaches pages allowed by their permissions</w:t>
             </w:r>
           </w:p>
         </w:tc>
@@ -1391,31 +566,41 @@
       <w:tr>
         <w:tc>
           <w:tcPr>
-            <w:tcW w:type="dxa" w:w="3360"/>
+            <w:tcW w:type="dxa" w:w="2484"/>
           </w:tcPr>
           <w:p>
             <w:r>
-              <w:t>Workspace</w:t>
+              <w:t>UC-02: Create project</w:t>
             </w:r>
           </w:p>
         </w:tc>
         <w:tc>
           <w:tcPr>
-            <w:tcW w:type="dxa" w:w="3360"/>
+            <w:tcW w:type="dxa" w:w="2484"/>
           </w:tcPr>
           <w:p>
             <w:r>
-              <w:t>Organizational container</w:t>
+              <w:t>Owner / authorized member</w:t>
             </w:r>
           </w:p>
         </w:tc>
         <w:tc>
           <w:tcPr>
-            <w:tcW w:type="dxa" w:w="3360"/>
+            <w:tcW w:type="dxa" w:w="2484"/>
           </w:tcPr>
           <w:p>
             <w:r>
-              <w:t>Id, Name, OwnerId, CreatedAt</w:t>
+              <w:t>Open project form; enter valid details; submit</w:t>
+            </w:r>
+          </w:p>
+        </w:tc>
+        <w:tc>
+          <w:tcPr>
+            <w:tcW w:type="dxa" w:w="2484"/>
+          </w:tcPr>
+          <w:p>
+            <w:r>
+              <w:t>Project is saved and visible to authorized users</w:t>
             </w:r>
           </w:p>
         </w:tc>
@@ -1423,31 +608,41 @@
       <w:tr>
         <w:tc>
           <w:tcPr>
-            <w:tcW w:type="dxa" w:w="3360"/>
+            <w:tcW w:type="dxa" w:w="2484"/>
           </w:tcPr>
           <w:p>
             <w:r>
-              <w:t>WorkspaceMember</w:t>
+              <w:t>UC-03: Create task</w:t>
             </w:r>
           </w:p>
         </w:tc>
         <w:tc>
           <w:tcPr>
-            <w:tcW w:type="dxa" w:w="3360"/>
+            <w:tcW w:type="dxa" w:w="2484"/>
           </w:tcPr>
           <w:p>
             <w:r>
-              <w:t>User membership and role</w:t>
+              <w:t>Project member</w:t>
             </w:r>
           </w:p>
         </w:tc>
         <w:tc>
           <w:tcPr>
-            <w:tcW w:type="dxa" w:w="3360"/>
+            <w:tcW w:type="dxa" w:w="2484"/>
           </w:tcPr>
           <w:p>
             <w:r>
-              <w:t>WorkspaceId, UserId, Role</w:t>
+              <w:t>Open project; enter task details; submit</w:t>
+            </w:r>
+          </w:p>
+        </w:tc>
+        <w:tc>
+          <w:tcPr>
+            <w:tcW w:type="dxa" w:w="2484"/>
+          </w:tcPr>
+          <w:p>
+            <w:r>
+              <w:t>Task is saved and shown in the project board</w:t>
             </w:r>
           </w:p>
         </w:tc>
@@ -1455,31 +650,41 @@
       <w:tr>
         <w:tc>
           <w:tcPr>
-            <w:tcW w:type="dxa" w:w="3360"/>
+            <w:tcW w:type="dxa" w:w="2484"/>
           </w:tcPr>
           <w:p>
             <w:r>
-              <w:t>Project</w:t>
+              <w:t>UC-04: Change task status</w:t>
             </w:r>
           </w:p>
         </w:tc>
         <w:tc>
           <w:tcPr>
-            <w:tcW w:type="dxa" w:w="3360"/>
+            <w:tcW w:type="dxa" w:w="2484"/>
           </w:tcPr>
           <w:p>
             <w:r>
-              <w:t>Project settings and metadata</w:t>
+              <w:t>Authorized project member</w:t>
             </w:r>
           </w:p>
         </w:tc>
         <w:tc>
           <w:tcPr>
-            <w:tcW w:type="dxa" w:w="3360"/>
+            <w:tcW w:type="dxa" w:w="2484"/>
           </w:tcPr>
           <w:p>
             <w:r>
-              <w:t>Id, WorkspaceId, Name, Description, CreatedAt, IsArchived</w:t>
+              <w:t>Choose a valid status and save</w:t>
+            </w:r>
+          </w:p>
+        </w:tc>
+        <w:tc>
+          <w:tcPr>
+            <w:tcW w:type="dxa" w:w="2484"/>
+          </w:tcPr>
+          <w:p>
+            <w:r>
+              <w:t>New status is persisted and displayed</w:t>
             </w:r>
           </w:p>
         </w:tc>
@@ -1487,31 +692,41 @@
       <w:tr>
         <w:tc>
           <w:tcPr>
-            <w:tcW w:type="dxa" w:w="3360"/>
+            <w:tcW w:type="dxa" w:w="2484"/>
           </w:tcPr>
           <w:p>
             <w:r>
-              <w:t>BoardColumn</w:t>
+              <w:t>UC-05: View Kanban board</w:t>
             </w:r>
           </w:p>
         </w:tc>
         <w:tc>
           <w:tcPr>
-            <w:tcW w:type="dxa" w:w="3360"/>
+            <w:tcW w:type="dxa" w:w="2484"/>
           </w:tcPr>
           <w:p>
             <w:r>
-              <w:t>Workflow column</w:t>
+              <w:t>Authorized project member</w:t>
             </w:r>
           </w:p>
         </w:tc>
         <w:tc>
           <w:tcPr>
-            <w:tcW w:type="dxa" w:w="3360"/>
+            <w:tcW w:type="dxa" w:w="2484"/>
           </w:tcPr>
           <w:p>
             <w:r>
-              <w:t>Id, ProjectId, Name, Position, WipLimit (optional)</w:t>
+              <w:t>Open a project board</w:t>
+            </w:r>
+          </w:p>
+        </w:tc>
+        <w:tc>
+          <w:tcPr>
+            <w:tcW w:type="dxa" w:w="2484"/>
+          </w:tcPr>
+          <w:p>
+            <w:r>
+              <w:t>Tasks are grouped by their current status</w:t>
             </w:r>
           </w:p>
         </w:tc>
@@ -1519,31 +734,101 @@
       <w:tr>
         <w:tc>
           <w:tcPr>
-            <w:tcW w:type="dxa" w:w="3360"/>
+            <w:tcW w:type="dxa" w:w="2484"/>
           </w:tcPr>
           <w:p>
             <w:r>
-              <w:t>Task</w:t>
+              <w:t>UC-06: View dashboard</w:t>
             </w:r>
           </w:p>
         </w:tc>
         <w:tc>
           <w:tcPr>
-            <w:tcW w:type="dxa" w:w="3360"/>
+            <w:tcW w:type="dxa" w:w="2484"/>
           </w:tcPr>
           <w:p>
             <w:r>
-              <w:t>Work item</w:t>
+              <w:t>Authorized project member</w:t>
             </w:r>
           </w:p>
         </w:tc>
         <w:tc>
           <w:tcPr>
-            <w:tcW w:type="dxa" w:w="3360"/>
+            <w:tcW w:type="dxa" w:w="2484"/>
           </w:tcPr>
           <w:p>
             <w:r>
-              <w:t>Id, ProjectId, BoardColumnId, Title, Description, Priority, DueDate, AssigneeId, CreatedAt, UpdatedAt</w:t>
+              <w:t>Open project dashboard</w:t>
+            </w:r>
+          </w:p>
+        </w:tc>
+        <w:tc>
+          <w:tcPr>
+            <w:tcW w:type="dxa" w:w="2484"/>
+          </w:tcPr>
+          <w:p>
+            <w:r>
+              <w:t>Counts and progress are calculated from accessible tasks</w:t>
+            </w:r>
+          </w:p>
+        </w:tc>
+      </w:tr>
+    </w:tbl>
+    <w:p>
+      <w:pPr>
+        <w:pStyle w:val="Heading1"/>
+      </w:pPr>
+      <w:r>
+        <w:t>3.3 Functional Requirements — List of Features and Functionalities</w:t>
+      </w:r>
+    </w:p>
+    <w:p>
+      <w:r>
+        <w:t>Priority: Must = initial MVP; Should = next increment; Could = advanced feature. Priorities are proposed and should be confirmed with the team and supervisor.</w:t>
+      </w:r>
+    </w:p>
+    <w:tbl>
+      <w:tblPr>
+        <w:tblStyle w:val="TableGrid"/>
+        <w:tblW w:type="auto" w:w="0"/>
+        <w:tblLook w:firstColumn="1" w:firstRow="1" w:lastColumn="0" w:lastRow="0" w:noHBand="0" w:noVBand="1" w:val="04A0"/>
+      </w:tblPr>
+      <w:tblGrid>
+        <w:gridCol w:w="3312"/>
+        <w:gridCol w:w="3312"/>
+        <w:gridCol w:w="3312"/>
+      </w:tblGrid>
+      <w:tr>
+        <w:tc>
+          <w:tcPr>
+            <w:tcW w:type="dxa" w:w="3312"/>
+            <w:shd w:fill="D9EAF7"/>
+          </w:tcPr>
+          <w:p>
+            <w:r>
+              <w:t>ID</w:t>
+            </w:r>
+          </w:p>
+        </w:tc>
+        <w:tc>
+          <w:tcPr>
+            <w:tcW w:type="dxa" w:w="3312"/>
+            <w:shd w:fill="D9EAF7"/>
+          </w:tcPr>
+          <w:p>
+            <w:r>
+              <w:t>Priority</w:t>
+            </w:r>
+          </w:p>
+        </w:tc>
+        <w:tc>
+          <w:tcPr>
+            <w:tcW w:type="dxa" w:w="3312"/>
+            <w:shd w:fill="D9EAF7"/>
+          </w:tcPr>
+          <w:p>
+            <w:r>
+              <w:t>Functional requirement</w:t>
             </w:r>
           </w:p>
         </w:tc>
@@ -1551,31 +836,31 @@
       <w:tr>
         <w:tc>
           <w:tcPr>
-            <w:tcW w:type="dxa" w:w="3360"/>
+            <w:tcW w:type="dxa" w:w="3312"/>
           </w:tcPr>
           <w:p>
             <w:r>
-              <w:t>TaskComment</w:t>
+              <w:t>FR-01</w:t>
             </w:r>
           </w:p>
         </w:tc>
         <w:tc>
           <w:tcPr>
-            <w:tcW w:type="dxa" w:w="3360"/>
+            <w:tcW w:type="dxa" w:w="3312"/>
           </w:tcPr>
           <w:p>
             <w:r>
-              <w:t>Discussion on a task</w:t>
+              <w:t>Must</w:t>
             </w:r>
           </w:p>
         </w:tc>
         <w:tc>
           <w:tcPr>
-            <w:tcW w:type="dxa" w:w="3360"/>
+            <w:tcW w:type="dxa" w:w="3312"/>
           </w:tcPr>
           <w:p>
             <w:r>
-              <w:t>Id, TaskId, UserId, Body, CreatedAt</w:t>
+              <w:t>The system shall allow registered users to sign in and sign out.</w:t>
             </w:r>
           </w:p>
         </w:tc>
@@ -1583,31 +868,31 @@
       <w:tr>
         <w:tc>
           <w:tcPr>
-            <w:tcW w:type="dxa" w:w="3360"/>
+            <w:tcW w:type="dxa" w:w="3312"/>
           </w:tcPr>
           <w:p>
             <w:r>
-              <w:t>ActivityLog</w:t>
+              <w:t>FR-02</w:t>
             </w:r>
           </w:p>
         </w:tc>
         <w:tc>
           <w:tcPr>
-            <w:tcW w:type="dxa" w:w="3360"/>
+            <w:tcW w:type="dxa" w:w="3312"/>
           </w:tcPr>
           <w:p>
             <w:r>
-              <w:t>Important audit events</w:t>
+              <w:t>Must</w:t>
             </w:r>
           </w:p>
         </w:tc>
         <w:tc>
           <w:tcPr>
-            <w:tcW w:type="dxa" w:w="3360"/>
+            <w:tcW w:type="dxa" w:w="3312"/>
           </w:tcPr>
           <w:p>
             <w:r>
-              <w:t>Id, ActorId, TaskId/ProjectId, Action, Timestamp</w:t>
+              <w:t>The system shall enforce role-based access to protected workspace and project operations.</w:t>
             </w:r>
           </w:p>
         </w:tc>
@@ -1615,31 +900,31 @@
       <w:tr>
         <w:tc>
           <w:tcPr>
-            <w:tcW w:type="dxa" w:w="3360"/>
+            <w:tcW w:type="dxa" w:w="3312"/>
           </w:tcPr>
           <w:p>
             <w:r>
-              <w:t>Label</w:t>
+              <w:t>FR-03</w:t>
             </w:r>
           </w:p>
         </w:tc>
         <w:tc>
           <w:tcPr>
-            <w:tcW w:type="dxa" w:w="3360"/>
+            <w:tcW w:type="dxa" w:w="3312"/>
           </w:tcPr>
           <w:p>
             <w:r>
-              <w:t>Task categorization</w:t>
+              <w:t>Must</w:t>
             </w:r>
           </w:p>
         </w:tc>
         <w:tc>
           <w:tcPr>
-            <w:tcW w:type="dxa" w:w="3360"/>
+            <w:tcW w:type="dxa" w:w="3312"/>
           </w:tcPr>
           <w:p>
             <w:r>
-              <w:t>Id, ProjectId, Name, Color</w:t>
+              <w:t>Authorized users shall be able to create, view, and edit projects.</w:t>
             </w:r>
           </w:p>
         </w:tc>
@@ -1647,47 +932,721 @@
       <w:tr>
         <w:tc>
           <w:tcPr>
-            <w:tcW w:type="dxa" w:w="3360"/>
+            <w:tcW w:type="dxa" w:w="3312"/>
           </w:tcPr>
           <w:p>
             <w:r>
-              <w:t>TaskLabel</w:t>
+              <w:t>FR-04</w:t>
             </w:r>
           </w:p>
         </w:tc>
         <w:tc>
           <w:tcPr>
-            <w:tcW w:type="dxa" w:w="3360"/>
+            <w:tcW w:type="dxa" w:w="3312"/>
           </w:tcPr>
           <w:p>
             <w:r>
-              <w:t>Many-to-many link</w:t>
+              <w:t>Must</w:t>
             </w:r>
           </w:p>
         </w:tc>
         <w:tc>
           <w:tcPr>
-            <w:tcW w:type="dxa" w:w="3360"/>
+            <w:tcW w:type="dxa" w:w="3312"/>
           </w:tcPr>
           <w:p>
             <w:r>
-              <w:t>TaskId, LabelId</w:t>
+              <w:t>Authorized users shall be able to create, view, edit, and delete tasks.</w:t>
+            </w:r>
+          </w:p>
+        </w:tc>
+      </w:tr>
+      <w:tr>
+        <w:tc>
+          <w:tcPr>
+            <w:tcW w:type="dxa" w:w="3312"/>
+          </w:tcPr>
+          <w:p>
+            <w:r>
+              <w:t>FR-05</w:t>
+            </w:r>
+          </w:p>
+        </w:tc>
+        <w:tc>
+          <w:tcPr>
+            <w:tcW w:type="dxa" w:w="3312"/>
+          </w:tcPr>
+          <w:p>
+            <w:r>
+              <w:t>Must</w:t>
+            </w:r>
+          </w:p>
+        </w:tc>
+        <w:tc>
+          <w:tcPr>
+            <w:tcW w:type="dxa" w:w="3312"/>
+          </w:tcPr>
+          <w:p>
+            <w:r>
+              <w:t>Each task shall support a title, description, status, priority, optional due date, and optional assignee.</w:t>
+            </w:r>
+          </w:p>
+        </w:tc>
+      </w:tr>
+      <w:tr>
+        <w:tc>
+          <w:tcPr>
+            <w:tcW w:type="dxa" w:w="3312"/>
+          </w:tcPr>
+          <w:p>
+            <w:r>
+              <w:t>FR-06</w:t>
+            </w:r>
+          </w:p>
+        </w:tc>
+        <w:tc>
+          <w:tcPr>
+            <w:tcW w:type="dxa" w:w="3312"/>
+          </w:tcPr>
+          <w:p>
+            <w:r>
+              <w:t>Must</w:t>
+            </w:r>
+          </w:p>
+        </w:tc>
+        <w:tc>
+          <w:tcPr>
+            <w:tcW w:type="dxa" w:w="3312"/>
+          </w:tcPr>
+          <w:p>
+            <w:r>
+              <w:t>The system shall display project tasks grouped by status on a Kanban board.</w:t>
+            </w:r>
+          </w:p>
+        </w:tc>
+      </w:tr>
+      <w:tr>
+        <w:tc>
+          <w:tcPr>
+            <w:tcW w:type="dxa" w:w="3312"/>
+          </w:tcPr>
+          <w:p>
+            <w:r>
+              <w:t>FR-07</w:t>
+            </w:r>
+          </w:p>
+        </w:tc>
+        <w:tc>
+          <w:tcPr>
+            <w:tcW w:type="dxa" w:w="3312"/>
+          </w:tcPr>
+          <w:p>
+            <w:r>
+              <w:t>Must</w:t>
+            </w:r>
+          </w:p>
+        </w:tc>
+        <w:tc>
+          <w:tcPr>
+            <w:tcW w:type="dxa" w:w="3312"/>
+          </w:tcPr>
+          <w:p>
+            <w:r>
+              <w:t>The system shall save task status changes and display the saved status after a page refresh.</w:t>
+            </w:r>
+          </w:p>
+        </w:tc>
+      </w:tr>
+      <w:tr>
+        <w:tc>
+          <w:tcPr>
+            <w:tcW w:type="dxa" w:w="3312"/>
+          </w:tcPr>
+          <w:p>
+            <w:r>
+              <w:t>FR-08</w:t>
+            </w:r>
+          </w:p>
+        </w:tc>
+        <w:tc>
+          <w:tcPr>
+            <w:tcW w:type="dxa" w:w="3312"/>
+          </w:tcPr>
+          <w:p>
+            <w:r>
+              <w:t>Must</w:t>
+            </w:r>
+          </w:p>
+        </w:tc>
+        <w:tc>
+          <w:tcPr>
+            <w:tcW w:type="dxa" w:w="3312"/>
+          </w:tcPr>
+          <w:p>
+            <w:r>
+              <w:t>The system shall show a basic project progress summary, including task counts by status.</w:t>
+            </w:r>
+          </w:p>
+        </w:tc>
+      </w:tr>
+      <w:tr>
+        <w:tc>
+          <w:tcPr>
+            <w:tcW w:type="dxa" w:w="3312"/>
+          </w:tcPr>
+          <w:p>
+            <w:r>
+              <w:t>FR-09</w:t>
+            </w:r>
+          </w:p>
+        </w:tc>
+        <w:tc>
+          <w:tcPr>
+            <w:tcW w:type="dxa" w:w="3312"/>
+          </w:tcPr>
+          <w:p>
+            <w:r>
+              <w:t>Should</w:t>
+            </w:r>
+          </w:p>
+        </w:tc>
+        <w:tc>
+          <w:tcPr>
+            <w:tcW w:type="dxa" w:w="3312"/>
+          </w:tcPr>
+          <w:p>
+            <w:r>
+              <w:t>Users shall be able to add comments to tasks.</w:t>
+            </w:r>
+          </w:p>
+        </w:tc>
+      </w:tr>
+      <w:tr>
+        <w:tc>
+          <w:tcPr>
+            <w:tcW w:type="dxa" w:w="3312"/>
+          </w:tcPr>
+          <w:p>
+            <w:r>
+              <w:t>FR-10</w:t>
+            </w:r>
+          </w:p>
+        </w:tc>
+        <w:tc>
+          <w:tcPr>
+            <w:tcW w:type="dxa" w:w="3312"/>
+          </w:tcPr>
+          <w:p>
+            <w:r>
+              <w:t>Should</w:t>
+            </w:r>
+          </w:p>
+        </w:tc>
+        <w:tc>
+          <w:tcPr>
+            <w:tcW w:type="dxa" w:w="3312"/>
+          </w:tcPr>
+          <w:p>
+            <w:r>
+              <w:t>The system shall record important project/task actions in an activity log.</w:t>
+            </w:r>
+          </w:p>
+        </w:tc>
+      </w:tr>
+      <w:tr>
+        <w:tc>
+          <w:tcPr>
+            <w:tcW w:type="dxa" w:w="3312"/>
+          </w:tcPr>
+          <w:p>
+            <w:r>
+              <w:t>FR-11</w:t>
+            </w:r>
+          </w:p>
+        </w:tc>
+        <w:tc>
+          <w:tcPr>
+            <w:tcW w:type="dxa" w:w="3312"/>
+          </w:tcPr>
+          <w:p>
+            <w:r>
+              <w:t>Should</w:t>
+            </w:r>
+          </w:p>
+        </w:tc>
+        <w:tc>
+          <w:tcPr>
+            <w:tcW w:type="dxa" w:w="3312"/>
+          </w:tcPr>
+          <w:p>
+            <w:r>
+              <w:t>Users shall be able to filter tasks by status, priority, and assignee.</w:t>
+            </w:r>
+          </w:p>
+        </w:tc>
+      </w:tr>
+      <w:tr>
+        <w:tc>
+          <w:tcPr>
+            <w:tcW w:type="dxa" w:w="3312"/>
+          </w:tcPr>
+          <w:p>
+            <w:r>
+              <w:t>FR-12</w:t>
+            </w:r>
+          </w:p>
+        </w:tc>
+        <w:tc>
+          <w:tcPr>
+            <w:tcW w:type="dxa" w:w="3312"/>
+          </w:tcPr>
+          <w:p>
+            <w:r>
+              <w:t>Should</w:t>
+            </w:r>
+          </w:p>
+        </w:tc>
+        <w:tc>
+          <w:tcPr>
+            <w:tcW w:type="dxa" w:w="3312"/>
+          </w:tcPr>
+          <w:p>
+            <w:r>
+              <w:t>The system shall notify relevant users about selected task changes.</w:t>
+            </w:r>
+          </w:p>
+        </w:tc>
+      </w:tr>
+      <w:tr>
+        <w:tc>
+          <w:tcPr>
+            <w:tcW w:type="dxa" w:w="3312"/>
+          </w:tcPr>
+          <w:p>
+            <w:r>
+              <w:t>FR-13</w:t>
+            </w:r>
+          </w:p>
+        </w:tc>
+        <w:tc>
+          <w:tcPr>
+            <w:tcW w:type="dxa" w:w="3312"/>
+          </w:tcPr>
+          <w:p>
+            <w:r>
+              <w:t>Could</w:t>
+            </w:r>
+          </w:p>
+        </w:tc>
+        <w:tc>
+          <w:tcPr>
+            <w:tcW w:type="dxa" w:w="3312"/>
+          </w:tcPr>
+          <w:p>
+            <w:r>
+              <w:t>Users shall be able to drag tasks between Kanban columns.</w:t>
+            </w:r>
+          </w:p>
+        </w:tc>
+      </w:tr>
+      <w:tr>
+        <w:tc>
+          <w:tcPr>
+            <w:tcW w:type="dxa" w:w="3312"/>
+          </w:tcPr>
+          <w:p>
+            <w:r>
+              <w:t>FR-14</w:t>
+            </w:r>
+          </w:p>
+        </w:tc>
+        <w:tc>
+          <w:tcPr>
+            <w:tcW w:type="dxa" w:w="3312"/>
+          </w:tcPr>
+          <w:p>
+            <w:r>
+              <w:t>Could</w:t>
+            </w:r>
+          </w:p>
+        </w:tc>
+        <w:tc>
+          <w:tcPr>
+            <w:tcW w:type="dxa" w:w="3312"/>
+          </w:tcPr>
+          <w:p>
+            <w:r>
+              <w:t>Connected users shall receive task updates in real time through SignalR.</w:t>
+            </w:r>
+          </w:p>
+        </w:tc>
+      </w:tr>
+      <w:tr>
+        <w:tc>
+          <w:tcPr>
+            <w:tcW w:type="dxa" w:w="3312"/>
+          </w:tcPr>
+          <w:p>
+            <w:r>
+              <w:t>FR-15</w:t>
+            </w:r>
+          </w:p>
+        </w:tc>
+        <w:tc>
+          <w:tcPr>
+            <w:tcW w:type="dxa" w:w="3312"/>
+          </w:tcPr>
+          <w:p>
+            <w:r>
+              <w:t>Could</w:t>
+            </w:r>
+          </w:p>
+        </w:tc>
+        <w:tc>
+          <w:tcPr>
+            <w:tcW w:type="dxa" w:w="3312"/>
+          </w:tcPr>
+          <w:p>
+            <w:r>
+              <w:t>The system shall provide a Gantt view with task dates, milestones, and dependencies.</w:t>
+            </w:r>
+          </w:p>
+        </w:tc>
+      </w:tr>
+      <w:tr>
+        <w:tc>
+          <w:tcPr>
+            <w:tcW w:type="dxa" w:w="3312"/>
+          </w:tcPr>
+          <w:p>
+            <w:r>
+              <w:t>FR-16</w:t>
+            </w:r>
+          </w:p>
+        </w:tc>
+        <w:tc>
+          <w:tcPr>
+            <w:tcW w:type="dxa" w:w="3312"/>
+          </w:tcPr>
+          <w:p>
+            <w:r>
+              <w:t>Could</w:t>
+            </w:r>
+          </w:p>
+        </w:tc>
+        <w:tc>
+          <w:tcPr>
+            <w:tcW w:type="dxa" w:w="3312"/>
+          </w:tcPr>
+          <w:p>
+            <w:r>
+              <w:t>The system shall support time logging and estimated-versus-actual comparisons.</w:t>
+            </w:r>
+          </w:p>
+        </w:tc>
+      </w:tr>
+      <w:tr>
+        <w:tc>
+          <w:tcPr>
+            <w:tcW w:type="dxa" w:w="3312"/>
+          </w:tcPr>
+          <w:p>
+            <w:r>
+              <w:t>FR-17</w:t>
+            </w:r>
+          </w:p>
+        </w:tc>
+        <w:tc>
+          <w:tcPr>
+            <w:tcW w:type="dxa" w:w="3312"/>
+          </w:tcPr>
+          <w:p>
+            <w:r>
+              <w:t>Could</w:t>
+            </w:r>
+          </w:p>
+        </w:tc>
+        <w:tc>
+          <w:tcPr>
+            <w:tcW w:type="dxa" w:w="3312"/>
+          </w:tcPr>
+          <w:p>
+            <w:r>
+              <w:t>The system shall support attachments, mentions, templates, and automation rules.</w:t>
             </w:r>
           </w:p>
         </w:tc>
       </w:tr>
     </w:tbl>
     <w:p>
+      <w:pPr>
+        <w:pStyle w:val="Heading1"/>
+      </w:pPr>
       <w:r>
-        <w:t>This is a proposed initial data model, not a finalized ERD. Team membership cardinality, workspace/project ownership rules, and whether multiple assignees are required must be agreed before database implementation.</w:t>
+        <w:t>3.4 Non-functional Requirements — Performance, Security, Usability, and Reliability</w:t>
       </w:r>
     </w:p>
+    <w:tbl>
+      <w:tblPr>
+        <w:tblStyle w:val="TableGrid"/>
+        <w:tblW w:type="auto" w:w="0"/>
+        <w:tblLook w:firstColumn="1" w:firstRow="1" w:lastColumn="0" w:lastRow="0" w:noHBand="0" w:noVBand="1" w:val="04A0"/>
+      </w:tblPr>
+      <w:tblGrid>
+        <w:gridCol w:w="4968"/>
+        <w:gridCol w:w="4968"/>
+      </w:tblGrid>
+      <w:tr>
+        <w:tc>
+          <w:tcPr>
+            <w:tcW w:type="dxa" w:w="4968"/>
+            <w:shd w:fill="D9EAF7"/>
+          </w:tcPr>
+          <w:p>
+            <w:r>
+              <w:t>ID / quality attribute</w:t>
+            </w:r>
+          </w:p>
+        </w:tc>
+        <w:tc>
+          <w:tcPr>
+            <w:tcW w:type="dxa" w:w="4968"/>
+            <w:shd w:fill="D9EAF7"/>
+          </w:tcPr>
+          <w:p>
+            <w:r>
+              <w:t>Requirement / measurable verification</w:t>
+            </w:r>
+          </w:p>
+        </w:tc>
+      </w:tr>
+      <w:tr>
+        <w:tc>
+          <w:tcPr>
+            <w:tcW w:type="dxa" w:w="4968"/>
+          </w:tcPr>
+          <w:p>
+            <w:r>
+              <w:t>NFR-01 Security</w:t>
+            </w:r>
+          </w:p>
+        </w:tc>
+        <w:tc>
+          <w:tcPr>
+            <w:tcW w:type="dxa" w:w="4968"/>
+          </w:tcPr>
+          <w:p>
+            <w:r>
+              <w:t>Protected pages and operations require authentication; server-side authorization must be checked for every protected operation.</w:t>
+            </w:r>
+          </w:p>
+        </w:tc>
+      </w:tr>
+      <w:tr>
+        <w:tc>
+          <w:tcPr>
+            <w:tcW w:type="dxa" w:w="4968"/>
+          </w:tcPr>
+          <w:p>
+            <w:r>
+              <w:t>NFR-02 Performance</w:t>
+            </w:r>
+          </w:p>
+        </w:tc>
+        <w:tc>
+          <w:tcPr>
+            <w:tcW w:type="dxa" w:w="4968"/>
+          </w:tcPr>
+          <w:p>
+            <w:r>
+              <w:t>For a small project dataset used in the demo, core project/task pages should respond within 2 seconds on the development machine under normal conditions. Record actual test results; this is a proposed target.</w:t>
+            </w:r>
+          </w:p>
+        </w:tc>
+      </w:tr>
+      <w:tr>
+        <w:tc>
+          <w:tcPr>
+            <w:tcW w:type="dxa" w:w="4968"/>
+          </w:tcPr>
+          <w:p>
+            <w:r>
+              <w:t>NFR-03 Usability</w:t>
+            </w:r>
+          </w:p>
+        </w:tc>
+        <w:tc>
+          <w:tcPr>
+            <w:tcW w:type="dxa" w:w="4968"/>
+          </w:tcPr>
+          <w:p>
+            <w:r>
+              <w:t>Core actions—create project, create task, and update status—must have clear labels and validation messages; verify by completing defined user test scenarios.</w:t>
+            </w:r>
+          </w:p>
+        </w:tc>
+      </w:tr>
+      <w:tr>
+        <w:tc>
+          <w:tcPr>
+            <w:tcW w:type="dxa" w:w="4968"/>
+          </w:tcPr>
+          <w:p>
+            <w:r>
+              <w:t>NFR-04 Reliability</w:t>
+            </w:r>
+          </w:p>
+        </w:tc>
+        <w:tc>
+          <w:tcPr>
+            <w:tcW w:type="dxa" w:w="4968"/>
+          </w:tcPr>
+          <w:p>
+            <w:r>
+              <w:t>Saved project/task data must remain available after refresh or application restart; verify with persistence test cases.</w:t>
+            </w:r>
+          </w:p>
+        </w:tc>
+      </w:tr>
+      <w:tr>
+        <w:tc>
+          <w:tcPr>
+            <w:tcW w:type="dxa" w:w="4968"/>
+          </w:tcPr>
+          <w:p>
+            <w:r>
+              <w:t>NFR-05 Maintainability</w:t>
+            </w:r>
+          </w:p>
+        </w:tc>
+        <w:tc>
+          <w:tcPr>
+            <w:tcW w:type="dxa" w:w="4968"/>
+          </w:tcPr>
+          <w:p>
+            <w:r>
+              <w:t>Separate presentation, business logic, and data access into TaskFlow.Web, TaskFlow.Services, and TaskFlow.Data.</w:t>
+            </w:r>
+          </w:p>
+        </w:tc>
+      </w:tr>
+      <w:tr>
+        <w:tc>
+          <w:tcPr>
+            <w:tcW w:type="dxa" w:w="4968"/>
+          </w:tcPr>
+          <w:p>
+            <w:r>
+              <w:t>NFR-06 Data integrity</w:t>
+            </w:r>
+          </w:p>
+        </w:tc>
+        <w:tc>
+          <w:tcPr>
+            <w:tcW w:type="dxa" w:w="4968"/>
+          </w:tcPr>
+          <w:p>
+            <w:r>
+              <w:t>Reject invalid required fields and invalid references; use database constraints and transactions where appropriate.</w:t>
+            </w:r>
+          </w:p>
+        </w:tc>
+      </w:tr>
+      <w:tr>
+        <w:tc>
+          <w:tcPr>
+            <w:tcW w:type="dxa" w:w="4968"/>
+          </w:tcPr>
+          <w:p>
+            <w:r>
+              <w:t>NFR-07 Testability</w:t>
+            </w:r>
+          </w:p>
+        </w:tc>
+        <w:tc>
+          <w:tcPr>
+            <w:tcW w:type="dxa" w:w="4968"/>
+          </w:tcPr>
+          <w:p>
+            <w:r>
+              <w:t>Core business rules should be testable independently of the UI and database where practical.</w:t>
+            </w:r>
+          </w:p>
+        </w:tc>
+      </w:tr>
+      <w:tr>
+        <w:tc>
+          <w:tcPr>
+            <w:tcW w:type="dxa" w:w="4968"/>
+          </w:tcPr>
+          <w:p>
+            <w:r>
+              <w:t>NFR-08 Compatibility</w:t>
+            </w:r>
+          </w:p>
+        </w:tc>
+        <w:tc>
+          <w:tcPr>
+            <w:tcW w:type="dxa" w:w="4968"/>
+          </w:tcPr>
+          <w:p>
+            <w:r>
+              <w:t>Core pages should work in a current desktop browser; mobile responsiveness should be tested before final submission.</w:t>
+            </w:r>
+          </w:p>
+        </w:tc>
+      </w:tr>
+      <w:tr>
+        <w:tc>
+          <w:tcPr>
+            <w:tcW w:type="dxa" w:w="4968"/>
+          </w:tcPr>
+          <w:p>
+            <w:r>
+              <w:t>NFR-09 Error handling</w:t>
+            </w:r>
+          </w:p>
+        </w:tc>
+        <w:tc>
+          <w:tcPr>
+            <w:tcW w:type="dxa" w:w="4968"/>
+          </w:tcPr>
+          <w:p>
+            <w:r>
+              <w:t>Show understandable error messages and do not expose secrets or detailed stack traces to end users.</w:t>
+            </w:r>
+          </w:p>
+        </w:tc>
+      </w:tr>
+      <w:tr>
+        <w:tc>
+          <w:tcPr>
+            <w:tcW w:type="dxa" w:w="4968"/>
+          </w:tcPr>
+          <w:p>
+            <w:r>
+              <w:t>NFR-10 Accessibility</w:t>
+            </w:r>
+          </w:p>
+        </w:tc>
+        <w:tc>
+          <w:tcPr>
+            <w:tcW w:type="dxa" w:w="4968"/>
+          </w:tcPr>
+          <w:p>
+            <w:r>
+              <w:t>Use semantic elements, form labels, keyboard-accessible controls, and readable contrast; document any accessibility checks performed.</w:t>
+            </w:r>
+          </w:p>
+        </w:tc>
+      </w:tr>
+    </w:tbl>
     <w:p>
       <w:pPr>
         <w:pStyle w:val="Heading1"/>
       </w:pPr>
       <w:r>
-        <w:t>8. Out of Scope for the First MVP</w:t>
+        <w:t>Assumptions and Open Questions</w:t>
       </w:r>
     </w:p>
     <w:p>
@@ -1695,7 +1654,7 @@
         <w:pStyle w:val="ListBullet"/>
       </w:pPr>
       <w:r>
-        <w:t>Subscription and billing management.</w:t>
+        <w:t>Team size and member names have not yet been provided.</w:t>
       </w:r>
     </w:p>
     <w:p>
@@ -1703,7 +1662,7 @@
         <w:pStyle w:val="ListBullet"/>
       </w:pPr>
       <w:r>
-        <w:t>Custom webhook integrations and a general-purpose automation engine.</w:t>
+        <w:t>Confirm whether a task can have one assignee or multiple assignees.</w:t>
       </w:r>
     </w:p>
     <w:p>
@@ -1711,7 +1670,7 @@
         <w:pStyle w:val="ListBullet"/>
       </w:pPr>
       <w:r>
-        <w:t>Collaborative editing conflict resolution and currently-viewing indicators.</w:t>
+        <w:t>Confirm whether email invitations, attachments, and SignalR are required for the graded MVP.</w:t>
       </w:r>
     </w:p>
     <w:p>
@@ -1719,7 +1678,7 @@
         <w:pStyle w:val="ListBullet"/>
       </w:pPr>
       <w:r>
-        <w:t>Critical path calculation and advanced sprint velocity/burndown analytics.</w:t>
+        <w:t>Confirm updated submission dates with the supervisor because the listed 16 October 2026 date has passed.</w:t>
       </w:r>
     </w:p>
     <w:p>
@@ -1727,87 +1686,12 @@
         <w:pStyle w:val="ListBullet"/>
       </w:pPr>
       <w:r>
-        <w:t>Full WCAG compliance certification and production-scale load testing.</w:t>
-      </w:r>
-    </w:p>
-    <w:p>
-      <w:pPr>
-        <w:pStyle w:val="Heading1"/>
-      </w:pPr>
-      <w:r>
-        <w:t>9. Open Questions for Team / Supervisor</w:t>
-      </w:r>
-    </w:p>
-    <w:p>
-      <w:pPr>
-        <w:pStyle w:val="ListBullet"/>
-      </w:pPr>
-      <w:r>
-        <w:t>How many team members are in the project, and who owns each deliverable?</w:t>
-      </w:r>
-    </w:p>
-    <w:p>
-      <w:pPr>
-        <w:pStyle w:val="ListBullet"/>
-      </w:pPr>
-      <w:r>
-        <w:t>Is email invitation required in the MVP, or is adding existing users sufficient?</w:t>
-      </w:r>
-    </w:p>
-    <w:p>
-      <w:pPr>
-        <w:pStyle w:val="ListBullet"/>
-      </w:pPr>
-      <w:r>
-        <w:t>Is multi-assignee support mandatory, or can the MVP use one assignee per task?</w:t>
-      </w:r>
-    </w:p>
-    <w:p>
-      <w:pPr>
-        <w:pStyle w:val="ListBullet"/>
-      </w:pPr>
-      <w:r>
-        <w:t>Is SQL Server required locally, and is Azure deployment mandatory for grading?</w:t>
-      </w:r>
-    </w:p>
-    <w:p>
-      <w:pPr>
-        <w:pStyle w:val="ListBullet"/>
-      </w:pPr>
-      <w:r>
-        <w:t>Are academic sources required for the Literature Review?</w:t>
-      </w:r>
-    </w:p>
-    <w:p>
-      <w:pPr>
-        <w:pStyle w:val="ListBullet"/>
-      </w:pPr>
-      <w:r>
-        <w:t>What are the updated submission dates, given the dates shown in the provided schedule have passed?</w:t>
-      </w:r>
-    </w:p>
-    <w:p>
-      <w:pPr>
-        <w:pStyle w:val="Heading1"/>
-      </w:pPr>
-      <w:r>
-        <w:t>10. Approval</w:t>
-      </w:r>
-    </w:p>
-    <w:p>
-      <w:r>
-        <w:t>Prepared by: [Team / student names]</w:t>
-        <w:br/>
-        <w:t>Reviewed by: [Supervisor]</w:t>
-        <w:br/>
-        <w:t>Date: [DD Month YYYY]</w:t>
-        <w:br/>
-        <w:t>Approval status: Pending</w:t>
+        <w:t>Confirm the exact acceptance criteria and any additional requirements from the supervisor.</w:t>
       </w:r>
     </w:p>
     <w:sectPr>
       <w:pgSz w:w="12240" w:h="15840"/>
-      <w:pgMar w:top="1008" w:right="1080" w:bottom="1008" w:left="1080" w:header="720" w:footer="720" w:gutter="0"/>
+      <w:pgMar w:top="1008" w:right="1152" w:bottom="1008" w:left="1152" w:header="720" w:footer="720" w:gutter="0"/>
       <w:cols w:space="720"/>
       <w:docGrid w:linePitch="360"/>
     </w:sectPr>
@@ -2246,7 +2130,7 @@
       <w:b/>
       <w:bCs/>
       <w:color w:val="1F4E79"/>
-      <w:sz w:val="32"/>
+      <w:sz w:val="30"/>
       <w:szCs w:val="28"/>
     </w:rPr>
   </w:style>
